--- a/output/docx/Articulo_Catedra_Parques_Solares_2026.docx
+++ b/output/docx/Articulo_Catedra_Parques_Solares_2026.docx
@@ -535,14 +535,15 @@
         <w:tblStyle w:val="TableGrid"/>
         <w:tblW w:type="auto" w:w="0"/>
         <w:jc w:val="center"/>
+        <w:tblLayout w:type="fixed"/>
         <w:tblLook w:firstColumn="1" w:firstRow="1" w:lastColumn="0" w:lastRow="0" w:noHBand="0" w:noVBand="1" w:val="04A0"/>
       </w:tblPr>
       <w:tblGrid>
-        <w:gridCol w:w="1814"/>
-        <w:gridCol w:w="1814"/>
-        <w:gridCol w:w="1814"/>
-        <w:gridCol w:w="1814"/>
-        <w:gridCol w:w="1814"/>
+        <w:gridCol w:w="624"/>
+        <w:gridCol w:w="567"/>
+        <w:gridCol w:w="907"/>
+        <w:gridCol w:w="794"/>
+        <w:gridCol w:w="850"/>
       </w:tblGrid>
       <w:tr>
         <w:trPr>
